--- a/docentes/comercial/Ajustes a los talleres · perfil comercial.docx
+++ b/docentes/comercial/Ajustes a los talleres · perfil comercial.docx
@@ -65,7 +65,7 @@
           <w:sz w:val="21"/>
           <w:szCs w:val="21"/>
         </w:rPr>
-        <w:t xml:space="preserve">Diagnóstico con corte del 14 de octubre de 2026, resultados del perfil comercial. Política de uso de inteligencia artificial y gestión de riesgo de GYJ Ferreterías S.A., código TH-PT-003, versión 1.</w:t>
+        <w:t xml:space="preserve">Diagnóstico con corte del 23 de octubre de 2026, resultados del perfil comercial. Política de uso de inteligencia artificial y gestión de riesgo de GYJ Ferreterías S.A., código TH-PT-003, versión 1.</w:t>
       </w:r>
     </w:p>
     <w:p>
@@ -82,7 +82,7 @@
           <w:sz w:val="21"/>
           <w:szCs w:val="21"/>
         </w:rPr>
-        <w:t xml:space="preserve">Pivot Power · documento para el docente del perfil comercial · 19 de octubre de 2026 · fechas según el cronograma ajustado del 19 de octubre</w:t>
+        <w:t xml:space="preserve">Pivot Power · documento para el docente del perfil comercial · 27 de octubre de 2026 · fechas según el cronograma ajustado del 19 de octubre</w:t>
       </w:r>
     </w:p>
     <w:p>
@@ -1309,7 +1309,7 @@
           <w:sz w:val="21"/>
           <w:szCs w:val="21"/>
         </w:rPr>
-        <w:t xml:space="preserve">G1 Arranque, 32 personas: el bloque «Primer contacto guiado» del T1 se extiende y el consultorio del Taller 1 se reserva para ellas. El docente las nombra al inicio y las invita en persona.</w:t>
+        <w:t xml:space="preserve">G1 Arranque, 38 personas: el bloque «Primer contacto guiado» del T1 se extiende y el consultorio del Taller 1 se reserva para ellas. El docente las nombra al inicio y las invita en persona.</w:t>
       </w:r>
     </w:p>
     <w:p>
@@ -1328,7 +1328,7 @@
           <w:sz w:val="21"/>
           <w:szCs w:val="21"/>
         </w:rPr>
-        <w:t xml:space="preserve">G4 Referentes, 34 personas: durante la práctica apoyan a dos compañeros cada una, como ya dice el temario. Los 16 candidatos comerciales a formador interno empiezan ahí su rol.</w:t>
+        <w:t xml:space="preserve">G4 Referentes, 38 personas: durante la práctica apoyan a dos compañeros cada una, como ya dice el temario. Los 17 candidatos comerciales a formador interno empiezan ahí su rol.</w:t>
       </w:r>
     </w:p>
     <w:p>
@@ -1395,7 +1395,7 @@
           <w:sz w:val="21"/>
           <w:szCs w:val="21"/>
         </w:rPr>
-        <w:t xml:space="preserve">31 comerciales sin computador propio necesitan sala con equipo o una pareja de trabajo. Gestión Humana asigna el lugar antes de cada encuentro 1.</w:t>
+        <w:t xml:space="preserve">39 comerciales sin computador propio necesitan sala con equipo o una pareja de trabajo. Gestión Humana asigna el lugar antes de cada encuentro 1.</w:t>
       </w:r>
     </w:p>
     <w:p>
@@ -1414,7 +1414,7 @@
           <w:sz w:val="21"/>
           <w:szCs w:val="21"/>
         </w:rPr>
-        <w:t xml:space="preserve">La grabación en la plataforma deja de ser opcional: 66 personas reportan conexión inestable.</w:t>
+        <w:t xml:space="preserve">La grabación en la plataforma deja de ser opcional: 32 comerciales reportan conexión intermitente o solo datos del celular.</w:t>
       </w:r>
     </w:p>
     <w:p>
@@ -1476,7 +1476,7 @@
           <w:sz w:val="21"/>
           <w:szCs w:val="21"/>
         </w:rPr>
-        <w:t xml:space="preserve">El diagnóstico estima 1.900 horas semanales de trabajo repetitivo en el programa. Para que esa cifra sirva al cierre, el formato pide minutos por vez y veces por semana, y el reporte mensual suma las horas liberadas. El campo ya existe en el formato; lo que cambia es que el docente lo exige lleno en cada encuentro 2.</w:t>
+        <w:t xml:space="preserve">El diagnóstico estima cerca de 2.200 horas semanales de trabajo repetitivo en las 482 personas que respondieron. Para que esa cifra sirva al cierre, el formato pide minutos por vez y veces por semana, y el reporte mensual suma las horas liberadas. El campo ya existe en el formato; lo que cambia es que el docente lo exige lleno en cada encuentro 2.</w:t>
       </w:r>
     </w:p>
     <w:p>
@@ -1748,7 +1748,7 @@
                 <w:sz w:val="19"/>
                 <w:szCs w:val="19"/>
               </w:rPr>
-              <w:t xml:space="preserve">Ítem S_1 con 27,8 % de acierto, el más bajo del diagnóstico. Aparece también en las respuestas abiertas.</w:t>
+              <w:t xml:space="preserve">Ítem S_1 con 30,0 % de acierto, el más bajo del diagnóstico. Aparece también en las respuestas abiertas.</w:t>
             </w:r>
           </w:p>
         </w:tc>
@@ -1846,7 +1846,7 @@
                 <w:sz w:val="19"/>
                 <w:szCs w:val="19"/>
               </w:rPr>
-              <w:t xml:space="preserve">Ítem S_5 con 46,6 %.</w:t>
+              <w:t xml:space="preserve">Ítem S_5 con 46,7 %.</w:t>
             </w:r>
           </w:p>
         </w:tc>
@@ -1944,7 +1944,7 @@
                 <w:sz w:val="19"/>
                 <w:szCs w:val="19"/>
               </w:rPr>
-              <w:t xml:space="preserve">63 comerciales de 135 sin firmar o sin saber de la política.</w:t>
+              <w:t xml:space="preserve">52 comerciales de 150 sin firmar o sin saber de la política.</w:t>
             </w:r>
           </w:p>
         </w:tc>
@@ -2042,7 +2042,7 @@
                 <w:sz w:val="19"/>
                 <w:szCs w:val="19"/>
               </w:rPr>
-              <w:t xml:space="preserve">Política 7.2. 50 % con cuenta personal.</w:t>
+              <w:t xml:space="preserve">Política 7.2. 57 % de los comerciales usa cuenta personal.</w:t>
             </w:r>
           </w:p>
         </w:tc>
@@ -2479,7 +2479,7 @@
                 <w:sz w:val="19"/>
                 <w:szCs w:val="19"/>
               </w:rPr>
-              <w:t xml:space="preserve">Ítem D_5 con 60,9 %.</w:t>
+              <w:t xml:space="preserve">Ítem D_5 con 63,3 %.</w:t>
             </w:r>
           </w:p>
         </w:tc>
@@ -2675,7 +2675,7 @@
                 <w:sz w:val="19"/>
                 <w:szCs w:val="19"/>
               </w:rPr>
-              <w:t xml:space="preserve">52 comerciales dedican más de 5 horas semanales a tareas repetitivas.</w:t>
+              <w:t xml:space="preserve">54 comerciales dedican más de 5 horas semanales a tareas repetitivas.</w:t>
             </w:r>
           </w:p>
         </w:tc>
@@ -2916,7 +2916,7 @@
                 <w:sz w:val="19"/>
                 <w:szCs w:val="19"/>
               </w:rPr>
-              <w:t xml:space="preserve">75 de 133 comerciales llevan pendientes en papel; 11 usan una herramienta compartida. Carolina pidió este taller.</w:t>
+              <w:t xml:space="preserve">84 de 150 comerciales llevan pendientes en papel; 11 usan una herramienta compartida. Carolina pidió este taller.</w:t>
             </w:r>
           </w:p>
         </w:tc>
@@ -3014,7 +3014,7 @@
                 <w:sz w:val="19"/>
                 <w:szCs w:val="19"/>
               </w:rPr>
-              <w:t xml:space="preserve">Ítem S_5 con 46,6 %.</w:t>
+              <w:t xml:space="preserve">Ítem S_5 con 46,7 %.</w:t>
             </w:r>
           </w:p>
         </w:tc>
@@ -3112,7 +3112,7 @@
                 <w:sz w:val="19"/>
                 <w:szCs w:val="19"/>
               </w:rPr>
-              <w:t xml:space="preserve">Ítem S_4 con 73,7 %.</w:t>
+              <w:t xml:space="preserve">Ítem S_4 con 75,3 %.</w:t>
             </w:r>
           </w:p>
         </w:tc>
@@ -3210,7 +3210,7 @@
                 <w:sz w:val="19"/>
                 <w:szCs w:val="19"/>
               </w:rPr>
-              <w:t xml:space="preserve">Ítem D_1 con 74,4 %.</w:t>
+              <w:t xml:space="preserve">Ítem D_1 con 76,7 %.</w:t>
             </w:r>
           </w:p>
         </w:tc>
@@ -3389,7 +3389,7 @@
                 <w:sz w:val="19"/>
                 <w:szCs w:val="19"/>
               </w:rPr>
-              <w:t xml:space="preserve">Nivelación de CRM: antes del mapa de fuentes, veinte minutos con los 25 que se traban o no lo conocen, y los que «podrían enseñarlo» como apoyo.</w:t>
+              <w:t xml:space="preserve">Nivelación de CRM: antes del mapa de fuentes, veinte minutos con los 26 que se traban o no lo conocen, y los que «podrían enseñarlo» como apoyo.</w:t>
             </w:r>
           </w:p>
         </w:tc>
@@ -3451,7 +3451,7 @@
                 <w:sz w:val="19"/>
                 <w:szCs w:val="19"/>
               </w:rPr>
-              <w:t xml:space="preserve">25 comerciales se traban o no conocen el CRM; 23 dicen que podrían enseñarlo. Salesforce entra después.</w:t>
+              <w:t xml:space="preserve">26 comerciales se traban o no conocen el CRM; 27 dicen que podrían enseñarlo. Salesforce entra después.</w:t>
             </w:r>
           </w:p>
         </w:tc>
@@ -3647,7 +3647,7 @@
                 <w:sz w:val="19"/>
                 <w:szCs w:val="19"/>
               </w:rPr>
-              <w:t xml:space="preserve">79 personas rehacen en archivo propio lo que está en el sistema.</w:t>
+              <w:t xml:space="preserve">35 comerciales rehacen en archivo propio lo que está en el sistema.</w:t>
             </w:r>
           </w:p>
         </w:tc>
@@ -4325,7 +4325,7 @@
                 <w:sz w:val="19"/>
                 <w:szCs w:val="19"/>
               </w:rPr>
-              <w:t xml:space="preserve">1.900 horas semanales estimadas como denominador del programa.</w:t>
+              <w:t xml:space="preserve">Cerca de 2.200 horas semanales estimadas como denominador del programa.</w:t>
             </w:r>
           </w:p>
         </w:tc>
@@ -4423,7 +4423,7 @@
                 <w:sz w:val="19"/>
                 <w:szCs w:val="19"/>
               </w:rPr>
-              <w:t xml:space="preserve">57 comerciales reportan informes duplicados.</w:t>
+              <w:t xml:space="preserve">62 comerciales reportan informes duplicados y 41 creen que sí.</w:t>
             </w:r>
           </w:p>
         </w:tc>
@@ -5191,7 +5191,7 @@
         <w:sz w:val="16"/>
         <w:szCs w:val="16"/>
       </w:rPr>
-      <w:t xml:space="preserve">Pivot Power · documento de trabajo · 19 de octubre de 2026</w:t>
+      <w:t xml:space="preserve">Pivot Power · documento de trabajo · 27 de octubre de 2026</w:t>
     </w:r>
     <w:r>
       <w:rPr>
